--- a/docs/supplement_combined_v0.1.docx
+++ b/docs/supplement_combined_v0.1.docx
@@ -54,6 +54,170 @@
     <w:p>
       <w:r>
         <w:t>Contents: S1 Phase 1 methods · S2 Phase 1 results and discussion · S3 Phase 2 methods (design, stages, analysis plan, verification pack) · S4 Phase 2 results (labels, re-scoring, arithmetic comparator, band sensitivity, deviations, fitted surfaces, reader validation) · S5 Phase 2 discussion (identification limits, non-claims, multiplier scale).</w:t>
+      </w:r>
+    </w:p>
+    <w:p>
+      <w:r>
+        <w:rPr>
+          <w:b/>
+        </w:rPr>
+        <w:t>Citations inside the verbatim parts</w:t>
+      </w:r>
+      <w:r>
+        <w:t xml:space="preserve"> are author–year, as the source manuscripts wrote them. Each refers to the numbered reference list of the main text: Vanhoucke and Maenhout, 2009 → [5] · Haspeslagh et al., 2014 → [8] · Ceschia et al., 2019 → [9] · Monks et al., 2019 → [32] · Wilson, 1927 → [23] · Hastie and Tibshirani, 1986 → [24] · Wood, 2017 → [25] · Servén and Brummitt, 2018 → [26] · Rasmussen and Williams, 2005 → [27] · Pedregosa et al., 2011 → [28] · Sobol', 1993 → [29] · Jansen, 1999 → [31] · Saltelli et al., 2010 → [30] · Zhang, Tang and Lau, 2025 → [15] · Clopper and Pearson, 1934 → [21] · Joe and Kuo, 2008 → [22].</w:t>
+      </w:r>
+    </w:p>
+    <w:p>
+      <w:pPr>
+        <w:pStyle w:val="Heading2"/>
+      </w:pPr>
+      <w:r>
+        <w:t>S0. Structured novelty search — record (PRISMA-S items)</w:t>
+      </w:r>
+    </w:p>
+    <w:p>
+      <w:r>
+        <w:t xml:space="preserve">The introduction states that a structured novelty search, recorded to the PRISMA-S items, found no validated formula equating the minimum headcount of a monthly hard-rule roster with 1.6 × daily demand. This is a single-screener novelty search, not a systematic or scoping review; no PRISMA-ScR claim is made. Machine-readable logs, candidate exports and the screening tables are in the research package under </w:t>
+      </w:r>
+      <w:r>
+        <w:t>literature/search_2026-08-04/</w:t>
+      </w:r>
+      <w:r>
+        <w:t xml:space="preserve"> and </w:t>
+      </w:r>
+      <w:r>
+        <w:t>literature/search_2026-08-09/</w:t>
+      </w:r>
+      <w:r>
+        <w:t>.</w:t>
+      </w:r>
+    </w:p>
+    <w:p>
+      <w:pPr>
+        <w:pStyle w:val="ListBullet"/>
+      </w:pPr>
+      <w:r>
+        <w:rPr>
+          <w:b/>
+        </w:rPr>
+        <w:t>Search dates.</w:t>
+      </w:r>
+      <w:r>
+        <w:t xml:space="preserve"> 2026-08-04 (first reproducible PubMed export) and 2026-08-09 (re-run, domestic databases, access checks, title/abstract screening). No date or language limits.</w:t>
+      </w:r>
+    </w:p>
+    <w:p>
+      <w:pPr>
+        <w:pStyle w:val="ListBullet"/>
+      </w:pPr>
+      <w:r>
+        <w:rPr>
+          <w:b/>
+        </w:rPr>
+        <w:t>Information sources.</w:t>
+      </w:r>
+      <w:r>
+        <w:t xml:space="preserve"> PubMed/MEDLINE (NCBI E-utilities ESearch/EFetch); Korean databases RISS, KCI, DBpia, KISS (site search interfaces); Europe PMC and OpenAlex as free sensitivity counts only. Scopus, Web of Science and CINAHL could not be searched (preview/subscription access) and are recorded as a limitation, not as completed searches.</w:t>
+      </w:r>
+    </w:p>
+    <w:p>
+      <w:pPr>
+        <w:pStyle w:val="ListBullet"/>
+      </w:pPr>
+      <w:r>
+        <w:rPr>
+          <w:b/>
+        </w:rPr>
+        <w:t>Final PubMed string (verbatim).</w:t>
+      </w:r>
+      <w:r>
+        <w:t xml:space="preserve"> </w:t>
+      </w:r>
+      <w:r>
+        <w:t>("nurse rostering"[Title/Abstract] OR "nurse scheduling"[Title/Abstract] OR "nurse staffing"[Title/Abstract]) AND (feasibility[Title/Abstract] OR optimization[Title/Abstract] OR simulation[Title/Abstract] OR stochastic[Title/Abstract] OR robust[Title/Abstract])</w:t>
+      </w:r>
+      <w:r>
+        <w:t xml:space="preserve"> — 146 records on 2026-08-04, 147 on 2026-08-09 (one new PMID). Focused extensions on the same date: staffing ∩ scheduling integration (2), feasibility/hard-constraint focus (3), constraint-satisfaction phase transition × scheduling (1), nurse-scheduling instance generators (31 broad / 0 phrase).</w:t>
+      </w:r>
+    </w:p>
+    <w:p>
+      <w:pPr>
+        <w:pStyle w:val="ListBullet"/>
+      </w:pPr>
+      <w:r>
+        <w:rPr>
+          <w:b/>
+        </w:rPr>
+        <w:t>Korean strings and counts (not summed across strings or databases).</w:t>
+      </w:r>
+      <w:r>
+        <w:t xml:space="preserve"> Start string </w:t>
+      </w:r>
+      <w:r>
+        <w:t>(간호사 OR 간호인력) AND (근무표 OR 배치 OR 인력산정 OR 스케줄링) AND (최적화 OR 시뮬레이션 OR 편성가능성)</w:t>
+      </w:r>
+      <w:r>
+        <w:t xml:space="preserve">: RISS 690; the compound Boolean is not supported by KCI, DBpia or KISS, whose compatible three-concept string </w:t>
+      </w:r>
+      <w:r>
+        <w:t>간호사 근무표 최적화</w:t>
+      </w:r>
+      <w:r>
+        <w:t xml:space="preserve"> returned 4 (DBpia), 1 (KISS) and 5 (KCI two-concept sensitivity); the two-concept string </w:t>
+      </w:r>
+      <w:r>
+        <w:t>간호사 근무표</w:t>
+      </w:r>
+      <w:r>
+        <w:t xml:space="preserve"> returned 826 (DBpia).</w:t>
+      </w:r>
+    </w:p>
+    <w:p>
+      <w:pPr>
+        <w:pStyle w:val="ListBullet"/>
+      </w:pPr>
+      <w:r>
+        <w:rPr>
+          <w:b/>
+        </w:rPr>
+        <w:t>Screening.</w:t>
+      </w:r>
+      <w:r>
+        <w:t xml:space="preserve"> Title/abstract screening of the 147 PubMed records by a single screener (rule-based inclusion: nurse staffing/rostering/scheduling domain and at least one of optimization, feasibility, simulation, stochastic/robust, benchmark/generator, integrated staffing–scheduling; exclusion: staffing-ratio/outcome studies without a scheduling or feasibility decision, non-nursing domains): include 80, maybe 38, exclude 29. Full-text comparison of the priority candidates on fixed columns (data, staffing decision, rostering decision, uncertainty/recourse, feasibility definition, solver state, month-to-month continuity, verification, public artefact) is </w:t>
+      </w:r>
+      <w:r>
+        <w:t>h6_comparison_chart.csv</w:t>
+      </w:r>
+      <w:r>
+        <w:t xml:space="preserve"> (21 rows).</w:t>
+      </w:r>
+    </w:p>
+    <w:p>
+      <w:pPr>
+        <w:pStyle w:val="ListBullet"/>
+      </w:pPr>
+      <w:r>
+        <w:rPr>
+          <w:b/>
+        </w:rPr>
+        <w:t>Deduplication key.</w:t>
+      </w:r>
+      <w:r>
+        <w:t xml:space="preserve"> DOI · PMID · normalised title/year. Backward and forward citation chasing were separate sources.</w:t>
+      </w:r>
+    </w:p>
+    <w:p>
+      <w:pPr>
+        <w:pStyle w:val="ListBullet"/>
+      </w:pPr>
+      <w:r>
+        <w:rPr>
+          <w:b/>
+        </w:rPr>
+        <w:t>Outcome.</w:t>
+      </w:r>
+      <w:r>
+        <w:t xml:space="preserve"> No retrieved record validated a multiplier of daily demand as the minimum headcount for a hard-rule monthly roster; the domestic 1.4–1.6 coefficients found are annual FTE/budget multipliers that account for leave and holidays — an adjacent but different quantity (main text §1.1).</w:t>
       </w:r>
     </w:p>
     <w:p>

--- a/docs/supplement_combined_v0.1.docx
+++ b/docs/supplement_combined_v0.1.docx
@@ -53,7 +53,7 @@
     </w:p>
     <w:p>
       <w:r>
-        <w:t>Contents: S1 Phase 1 methods · S2 Phase 1 results and discussion · S3 Phase 2 methods (design, stages, analysis plan, verification pack) · S4 Phase 2 results (labels, re-scoring, arithmetic comparator, band sensitivity, deviations, fitted surfaces, reader validation) · S5 Phase 2 discussion (identification limits, non-claims, multiplier scale).</w:t>
+        <w:t>Contents: S0 structured novelty search record (PRISMA-S items) · S1 Phase 1 methods · S2 Phase 1 results and discussion · S3 Phase 2 methods (design, stages, analysis plan, verification pack) · S4 Phase 2 results (labels, re-scoring, arithmetic comparator, band sensitivity, deviations, fitted surfaces, reader validation) · S5 Phase 2 discussion (identification limits, non-claims, multiplier scale).</w:t>
       </w:r>
     </w:p>
     <w:p>
@@ -183,7 +183,7 @@
         <w:t>Screening.</w:t>
       </w:r>
       <w:r>
-        <w:t xml:space="preserve"> Title/abstract screening of the 147 PubMed records by a single screener (rule-based inclusion: nurse staffing/rostering/scheduling domain and at least one of optimization, feasibility, simulation, stochastic/robust, benchmark/generator, integrated staffing–scheduling; exclusion: staffing-ratio/outcome studies without a scheduling or feasibility decision, non-nursing domains): include 80, maybe 38, exclude 29. Full-text comparison of the priority candidates on fixed columns (data, staffing decision, rostering decision, uncertainty/recourse, feasibility definition, solver state, month-to-month continuity, verification, public artefact) is </w:t>
+        <w:t xml:space="preserve"> Title/abstract screening of the 147 PubMed records in a single pass, rule-based, executed by a generative-AI assistant under the authors' direction (see the Declarations of the main text); no independent second screener (inclusion: nurse staffing/rostering/scheduling domain and at least one of optimization, feasibility, simulation, stochastic/robust, benchmark/generator, integrated staffing–scheduling; exclusion: staffing-ratio/outcome studies without a scheduling or feasibility decision, non-nursing domains): include 80, maybe 38, exclude 29. Full-text comparison of the priority candidates on fixed columns (data, staffing decision, rostering decision, uncertainty/recourse, feasibility definition, solver state, month-to-month continuity, verification, public artefact) is </w:t>
       </w:r>
       <w:r>
         <w:t>h6_comparison_chart.csv</w:t>
@@ -203,7 +203,7 @@
         <w:t>Deduplication key.</w:t>
       </w:r>
       <w:r>
-        <w:t xml:space="preserve"> DOI · PMID · normalised title/year. Backward and forward citation chasing were separate sources.</w:t>
+        <w:t xml:space="preserve"> DOI · PMID · normalised title/year.</w:t>
       </w:r>
     </w:p>
     <w:p>
